--- a/generated/en/docx/master.docx
+++ b/generated/en/docx/master.docx
@@ -30,6 +30,30 @@
     </w:p>
     <w:p>
       <w:pPr>
+        <w:spacing w:after="80"/>
+      </w:pPr>
+      <w:r>
+        <w:rPr>
+          <w:i w:val="false"/>
+          <w:iCs w:val="false"/>
+        </w:rPr>
+        <w:t xml:space="preserve">Medellín, Colombia + Remote</w:t>
+      </w:r>
+    </w:p>
+    <w:p>
+      <w:pPr>
+        <w:spacing w:after="80"/>
+      </w:pPr>
+      <w:r>
+        <w:rPr>
+          <w:i w:val="false"/>
+          <w:iCs w:val="false"/>
+        </w:rPr>
+        <w:t xml:space="preserve">santiago@orozcoh.com · https://linkedin.com/in/orozcoh/ · https://github.com/orozcoh</w:t>
+      </w:r>
+    </w:p>
+    <w:p>
+      <w:pPr>
         <w:spacing w:after="200"/>
       </w:pPr>
       <w:r>
@@ -37,7 +61,7 @@
           <w:i w:val="false"/>
           <w:iCs w:val="false"/>
         </w:rPr>
-        <w:t xml:space="preserve">Medellín, Colombia + Remote · santiago@orozcoh.com · https://www.linkedin.com/in/orozcoh/ · https://github.com/orozcoh · https://santiago.orozcoh.com · https://cv.orozcoh.com</w:t>
+        <w:t xml:space="preserve">https://santiago.orozcoh.com · https://cv.orozcoh.com</w:t>
       </w:r>
     </w:p>
     <w:p>
@@ -270,7 +294,7 @@
         <w:spacing w:after="80" w:before="240"/>
       </w:pPr>
       <w:r>
-        <w:t xml:space="preserve">career-os</w:t>
+        <w:t xml:space="preserve">Anthology</w:t>
       </w:r>
     </w:p>
     <w:p>
@@ -282,69 +306,69 @@
           <w:i/>
           <w:iCs/>
         </w:rPr>
-        <w:t xml:space="preserve">Resume infrastructure as software</w:t>
-      </w:r>
-    </w:p>
-    <w:p>
-      <w:pPr>
-        <w:spacing w:after="80"/>
-      </w:pPr>
-      <w:r>
-        <w:rPr>
-          <w:i w:val="false"/>
-          <w:iCs w:val="false"/>
-        </w:rPr>
-        <w:t xml:space="preserve">Single source of truth for professional identity. Structured YAML data compiles into ATS-friendly PDF, HTML, DOCX, and Markdown resumes plus a static website.</w:t>
-      </w:r>
-    </w:p>
-    <w:p>
-      <w:pPr>
-        <w:pStyle w:val="ListParagraph"/>
-        <w:numPr>
-          <w:ilvl w:val="0"/>
-          <w:numId w:val="1"/>
-        </w:numPr>
-        <w:spacing w:after="40"/>
-      </w:pPr>
-      <w:r>
-        <w:t xml:space="preserve">Tag-based template system generates four targeted resumes from one dataset with zero duplication.</w:t>
-      </w:r>
-    </w:p>
-    <w:p>
-      <w:pPr>
-        <w:pStyle w:val="ListParagraph"/>
-        <w:numPr>
-          <w:ilvl w:val="0"/>
-          <w:numId w:val="1"/>
-        </w:numPr>
-        <w:spacing w:after="40"/>
-      </w:pPr>
-      <w:r>
-        <w:t xml:space="preserve">Headless-Chromium print pipeline produces machine-readable, ATS-parseable PDFs from the same HTML the site serves.</w:t>
-      </w:r>
-    </w:p>
-    <w:p>
-      <w:pPr>
-        <w:spacing w:after="80"/>
-      </w:pPr>
-      <w:r>
-        <w:rPr>
-          <w:i w:val="false"/>
-          <w:iCs w:val="false"/>
-        </w:rPr>
-        <w:t xml:space="preserve">Technologies: Astro, TypeScript, Tailwind CSS, Zod, Playwright, pnpm</w:t>
-      </w:r>
-    </w:p>
-    <w:p>
-      <w:pPr>
-        <w:spacing w:after="80"/>
-      </w:pPr>
-      <w:r>
-        <w:rPr>
-          <w:i w:val="false"/>
-          <w:iCs w:val="false"/>
-        </w:rPr>
-        <w:t xml:space="preserve">Links: Source (https://github.com/orozcoh/career-os)</w:t>
+        <w:t xml:space="preserve">Local-first knowledge management platform</w:t>
+      </w:r>
+    </w:p>
+    <w:p>
+      <w:pPr>
+        <w:spacing w:after="80"/>
+      </w:pPr>
+      <w:r>
+        <w:rPr>
+          <w:i w:val="false"/>
+          <w:iCs w:val="false"/>
+        </w:rPr>
+        <w:t xml:space="preserve">A Progressive Web Application for capturing, organizing, and sharing personal knowledge. Built around local-first principles, with optional blockchain publication and QR-based sharing, allowing users to retain ownership of their data while selectively making content public.</w:t>
+      </w:r>
+    </w:p>
+    <w:p>
+      <w:pPr>
+        <w:pStyle w:val="ListParagraph"/>
+        <w:numPr>
+          <w:ilvl w:val="0"/>
+          <w:numId w:val="1"/>
+        </w:numPr>
+        <w:spacing w:after="40"/>
+      </w:pPr>
+      <w:r>
+        <w:t xml:space="preserve">Designed around local-first principles to keep user data available without requiring a centralized backend.</w:t>
+      </w:r>
+    </w:p>
+    <w:p>
+      <w:pPr>
+        <w:pStyle w:val="ListParagraph"/>
+        <w:numPr>
+          <w:ilvl w:val="0"/>
+          <w:numId w:val="1"/>
+        </w:numPr>
+        <w:spacing w:after="40"/>
+      </w:pPr>
+      <w:r>
+        <w:t xml:space="preserve">Integrated optional blockchain publication and QR-based sharing while preserving user control over personal knowledge.</w:t>
+      </w:r>
+    </w:p>
+    <w:p>
+      <w:pPr>
+        <w:spacing w:after="80"/>
+      </w:pPr>
+      <w:r>
+        <w:rPr>
+          <w:i w:val="false"/>
+          <w:iCs w:val="false"/>
+        </w:rPr>
+        <w:t xml:space="preserve">Technologies: React, TypeScript, Progressive Web App, Cloudflare Workers, Blockchain</w:t>
+      </w:r>
+    </w:p>
+    <w:p>
+      <w:pPr>
+        <w:spacing w:after="80"/>
+      </w:pPr>
+      <w:r>
+        <w:rPr>
+          <w:i w:val="false"/>
+          <w:iCs w:val="false"/>
+        </w:rPr>
+        <w:t xml:space="preserve">Links: Live (https://memory.inbytes.xyz)</w:t>
       </w:r>
     </w:p>
     <w:p>
@@ -353,7 +377,7 @@
         <w:spacing w:after="80" w:before="240"/>
       </w:pPr>
       <w:r>
-        <w:t xml:space="preserve">Shader Sketches</w:t>
+        <w:t xml:space="preserve">TD Status</w:t>
       </w:r>
     </w:p>
     <w:p>
@@ -365,152 +389,69 @@
           <w:i/>
           <w:iCs/>
         </w:rPr>
-        <w:t xml:space="preserve">Generative art in the browser</w:t>
-      </w:r>
-    </w:p>
-    <w:p>
-      <w:pPr>
-        <w:spacing w:after="80"/>
-      </w:pPr>
-      <w:r>
-        <w:rPr>
-          <w:i w:val="false"/>
-          <w:iCs w:val="false"/>
-        </w:rPr>
-        <w:t xml:space="preserve">A collection of interactive GLSL sketches exploring noise fields, particle systems, and audio-reactive visuals, packaged as embeddable web components.</w:t>
-      </w:r>
-    </w:p>
-    <w:p>
-      <w:pPr>
-        <w:pStyle w:val="ListParagraph"/>
-        <w:numPr>
-          <w:ilvl w:val="0"/>
-          <w:numId w:val="1"/>
-        </w:numPr>
-        <w:spacing w:after="40"/>
-      </w:pPr>
-      <w:r>
-        <w:t xml:space="preserve">60fps particle systems with 100k+ particles via GPU instancing.</w:t>
-      </w:r>
-    </w:p>
-    <w:p>
-      <w:pPr>
-        <w:pStyle w:val="ListParagraph"/>
-        <w:numPr>
-          <w:ilvl w:val="0"/>
-          <w:numId w:val="1"/>
-        </w:numPr>
-        <w:spacing w:after="40"/>
-      </w:pPr>
-      <w:r>
-        <w:t xml:space="preserve">Featured in an online generative-art showcase with 20k visitors.</w:t>
-      </w:r>
-    </w:p>
-    <w:p>
-      <w:pPr>
-        <w:spacing w:after="80"/>
-      </w:pPr>
-      <w:r>
-        <w:rPr>
-          <w:i w:val="false"/>
-          <w:iCs w:val="false"/>
-        </w:rPr>
-        <w:t xml:space="preserve">Technologies: WebGL, GLSL, TypeScript, Vite</w:t>
-      </w:r>
-    </w:p>
-    <w:p>
-      <w:pPr>
-        <w:spacing w:after="80"/>
-      </w:pPr>
-      <w:r>
-        <w:rPr>
-          <w:i w:val="false"/>
-          <w:iCs w:val="false"/>
-        </w:rPr>
-        <w:t xml:space="preserve">Links: Live (https://example.com/shaders) · Source (https://github.com/example/shader-sketches)</w:t>
-      </w:r>
-    </w:p>
-    <w:p>
-      <w:pPr>
-        <w:pStyle w:val="Heading1"/>
-        <w:spacing w:after="80" w:before="240"/>
-      </w:pPr>
-      <w:r>
-        <w:t xml:space="preserve">Skills</w:t>
-      </w:r>
-    </w:p>
-    <w:p>
-      <w:pPr>
-        <w:pStyle w:val="ListParagraph"/>
-        <w:numPr>
-          <w:ilvl w:val="0"/>
-          <w:numId w:val="1"/>
-        </w:numPr>
-        <w:spacing w:after="40"/>
-      </w:pPr>
-      <w:r>
-        <w:t xml:space="preserve">Languages: TypeScript, JavaScript, Python, Go, SQL</w:t>
-      </w:r>
-    </w:p>
-    <w:p>
-      <w:pPr>
-        <w:pStyle w:val="ListParagraph"/>
-        <w:numPr>
-          <w:ilvl w:val="0"/>
-          <w:numId w:val="1"/>
-        </w:numPr>
-        <w:spacing w:after="40"/>
-      </w:pPr>
-      <w:r>
-        <w:t xml:space="preserve">Frontend: React, Astro, Tailwind CSS, Accessibility (WCAG)</w:t>
-      </w:r>
-    </w:p>
-    <w:p>
-      <w:pPr>
-        <w:pStyle w:val="ListParagraph"/>
-        <w:numPr>
-          <w:ilvl w:val="0"/>
-          <w:numId w:val="1"/>
-        </w:numPr>
-        <w:spacing w:after="40"/>
-      </w:pPr>
-      <w:r>
-        <w:t xml:space="preserve">Backend &amp; Infrastructure: Node.js, PostgreSQL, Event-driven architecture, Cloudflare Workers, Docker</w:t>
-      </w:r>
-    </w:p>
-    <w:p>
-      <w:pPr>
-        <w:pStyle w:val="ListParagraph"/>
-        <w:numPr>
-          <w:ilvl w:val="0"/>
-          <w:numId w:val="1"/>
-        </w:numPr>
-        <w:spacing w:after="40"/>
-      </w:pPr>
-      <w:r>
-        <w:t xml:space="preserve">Creative Technology: WebGL / GLSL, Canvas 2D, Generative art, Web Audio API</w:t>
-      </w:r>
-    </w:p>
-    <w:p>
-      <w:pPr>
-        <w:pStyle w:val="ListParagraph"/>
-        <w:numPr>
-          <w:ilvl w:val="0"/>
-          <w:numId w:val="1"/>
-        </w:numPr>
-        <w:spacing w:after="40"/>
-      </w:pPr>
-      <w:r>
-        <w:t xml:space="preserve">Practices: Testing (unit, contract, e2e), CI/CD, Technical writing &amp; RFCs</w:t>
-      </w:r>
-    </w:p>
-    <w:p>
-      <w:pPr>
-        <w:pStyle w:val="Heading1"/>
-        <w:spacing w:after="80" w:before="240"/>
-      </w:pPr>
-      <w:r>
-        <w:t xml:space="preserve">Education</w:t>
+        <w:t xml:space="preserve">Cloud licensing and telemetry platform for TouchDesigner</w:t>
+      </w:r>
+    </w:p>
+    <w:p>
+      <w:pPr>
+        <w:spacing w:after="80"/>
+      </w:pPr>
+      <w:r>
+        <w:rPr>
+          <w:i w:val="false"/>
+          <w:iCs w:val="false"/>
+        </w:rPr>
+        <w:t xml:space="preserve">Cloud platform for managing software licenses and monitoring TouchDesigner deployments. Provides customer management, heartbeat telemetry, license validation, and operational visibility through Cloudflare Workers and KV.</w:t>
+      </w:r>
+    </w:p>
+    <w:p>
+      <w:pPr>
+        <w:pStyle w:val="ListParagraph"/>
+        <w:numPr>
+          <w:ilvl w:val="0"/>
+          <w:numId w:val="1"/>
+        </w:numPr>
+        <w:spacing w:after="40"/>
+      </w:pPr>
+      <w:r>
+        <w:t xml:space="preserve">Built a cloud-based licensing system supporting customer grouping, license management, and device validation.</w:t>
+      </w:r>
+    </w:p>
+    <w:p>
+      <w:pPr>
+        <w:pStyle w:val="ListParagraph"/>
+        <w:numPr>
+          <w:ilvl w:val="0"/>
+          <w:numId w:val="1"/>
+        </w:numPr>
+        <w:spacing w:after="40"/>
+      </w:pPr>
+      <w:r>
+        <w:t xml:space="preserve">Implemented heartbeat telemetry for remote monitoring of deployed interactive experiences.</w:t>
+      </w:r>
+    </w:p>
+    <w:p>
+      <w:pPr>
+        <w:spacing w:after="80"/>
+      </w:pPr>
+      <w:r>
+        <w:rPr>
+          <w:i w:val="false"/>
+          <w:iCs w:val="false"/>
+        </w:rPr>
+        <w:t xml:space="preserve">Technologies: React, TypeScript, Cloudflare Workers, Cloudflare KV, REST API</w:t>
+      </w:r>
+    </w:p>
+    <w:p>
+      <w:pPr>
+        <w:spacing w:after="80"/>
+      </w:pPr>
+      <w:r>
+        <w:rPr>
+          <w:i w:val="false"/>
+          <w:iCs w:val="false"/>
+        </w:rPr>
+        <w:t xml:space="preserve">Links: Live (https://td-status.inbytes.xyz)</w:t>
       </w:r>
     </w:p>
     <w:p>
@@ -519,7 +460,7 @@
         <w:spacing w:after="80" w:before="240"/>
       </w:pPr>
       <w:r>
-        <w:t xml:space="preserve">Bachelor's Degree Electronics Engineering — Universidad de Antioquia</w:t>
+        <w:t xml:space="preserve">Prompter</w:t>
       </w:r>
     </w:p>
     <w:p>
@@ -531,6 +472,185 @@
           <w:i/>
           <w:iCs/>
         </w:rPr>
+        <w:t xml:space="preserve">AI image generation with crypto micropayments</w:t>
+      </w:r>
+    </w:p>
+    <w:p>
+      <w:pPr>
+        <w:spacing w:after="80"/>
+      </w:pPr>
+      <w:r>
+        <w:rPr>
+          <w:i w:val="false"/>
+          <w:iCs w:val="false"/>
+        </w:rPr>
+        <w:t xml:space="preserve">AI image generation platform that transforms user images using curated prompts while accepting USDC payments through the x402 protocol. Designed without user accounts or traditional payment processing, prioritizing simplicity and privacy.</w:t>
+      </w:r>
+    </w:p>
+    <w:p>
+      <w:pPr>
+        <w:pStyle w:val="ListParagraph"/>
+        <w:numPr>
+          <w:ilvl w:val="0"/>
+          <w:numId w:val="1"/>
+        </w:numPr>
+        <w:spacing w:after="40"/>
+      </w:pPr>
+      <w:r>
+        <w:t xml:space="preserve">Integrated x402 to enable USDC micropayments without traditional payment gateways or user accounts.</w:t>
+      </w:r>
+    </w:p>
+    <w:p>
+      <w:pPr>
+        <w:pStyle w:val="ListParagraph"/>
+        <w:numPr>
+          <w:ilvl w:val="0"/>
+          <w:numId w:val="1"/>
+        </w:numPr>
+        <w:spacing w:after="40"/>
+      </w:pPr>
+      <w:r>
+        <w:t xml:space="preserve">Protected proprietary prompts by keeping prompt engineering server-side using Cloudflare Workers and KV.</w:t>
+      </w:r>
+    </w:p>
+    <w:p>
+      <w:pPr>
+        <w:spacing w:after="80"/>
+      </w:pPr>
+      <w:r>
+        <w:rPr>
+          <w:i w:val="false"/>
+          <w:iCs w:val="false"/>
+        </w:rPr>
+        <w:t xml:space="preserve">Technologies: React, TypeScript, Cloudflare Workers, Cloudflare KV, Generative AI, x402</w:t>
+      </w:r>
+    </w:p>
+    <w:p>
+      <w:pPr>
+        <w:spacing w:after="80"/>
+      </w:pPr>
+      <w:r>
+        <w:rPr>
+          <w:i w:val="false"/>
+          <w:iCs w:val="false"/>
+        </w:rPr>
+        <w:t xml:space="preserve">Links: Live (https://ai.digitalerror.xyz) · Source (https://github.com/orozcoh/prompter)</w:t>
+      </w:r>
+    </w:p>
+    <w:p>
+      <w:pPr>
+        <w:pStyle w:val="Heading1"/>
+        <w:spacing w:after="80" w:before="240"/>
+      </w:pPr>
+      <w:r>
+        <w:t xml:space="preserve">Skills</w:t>
+      </w:r>
+    </w:p>
+    <w:p>
+      <w:pPr>
+        <w:pStyle w:val="ListParagraph"/>
+        <w:numPr>
+          <w:ilvl w:val="0"/>
+          <w:numId w:val="1"/>
+        </w:numPr>
+        <w:spacing w:after="40"/>
+      </w:pPr>
+      <w:r>
+        <w:t xml:space="preserve">Programming Languages: TypeScript, JavaScript, Python</w:t>
+      </w:r>
+    </w:p>
+    <w:p>
+      <w:pPr>
+        <w:pStyle w:val="ListParagraph"/>
+        <w:numPr>
+          <w:ilvl w:val="0"/>
+          <w:numId w:val="1"/>
+        </w:numPr>
+        <w:spacing w:after="40"/>
+      </w:pPr>
+      <w:r>
+        <w:t xml:space="preserve">Frontend Development: React, Progressive Web Apps (PWA), HTML5, CSS3, Tailwind CSS</w:t>
+      </w:r>
+    </w:p>
+    <w:p>
+      <w:pPr>
+        <w:pStyle w:val="ListParagraph"/>
+        <w:numPr>
+          <w:ilvl w:val="0"/>
+          <w:numId w:val="1"/>
+        </w:numPr>
+        <w:spacing w:after="40"/>
+      </w:pPr>
+      <w:r>
+        <w:t xml:space="preserve">Cloud &amp; Backend: Cloudflare Workers, Cloudflare KV, REST APIs, Edge Computing, Node.js</w:t>
+      </w:r>
+    </w:p>
+    <w:p>
+      <w:pPr>
+        <w:pStyle w:val="ListParagraph"/>
+        <w:numPr>
+          <w:ilvl w:val="0"/>
+          <w:numId w:val="1"/>
+        </w:numPr>
+        <w:spacing w:after="40"/>
+      </w:pPr>
+      <w:r>
+        <w:t xml:space="preserve">Software Engineering: Software Architecture, Distributed Systems, Authentication, Cryptography, API Design</w:t>
+      </w:r>
+    </w:p>
+    <w:p>
+      <w:pPr>
+        <w:pStyle w:val="ListParagraph"/>
+        <w:numPr>
+          <w:ilvl w:val="0"/>
+          <w:numId w:val="1"/>
+        </w:numPr>
+        <w:spacing w:after="40"/>
+      </w:pPr>
+      <w:r>
+        <w:t xml:space="preserve">AI &amp; Emerging Technologies: AI-assisted Development, Prompt Engineering, Generative AI APIs, Blockchain, Passkeys (WebAuthn)</w:t>
+      </w:r>
+    </w:p>
+    <w:p>
+      <w:pPr>
+        <w:pStyle w:val="ListParagraph"/>
+        <w:numPr>
+          <w:ilvl w:val="0"/>
+          <w:numId w:val="1"/>
+        </w:numPr>
+        <w:spacing w:after="40"/>
+      </w:pPr>
+      <w:r>
+        <w:t xml:space="preserve">Creative Technology: TouchDesigner, Interactive Installations, Licensing Systems, Telemetry Systems</w:t>
+      </w:r>
+    </w:p>
+    <w:p>
+      <w:pPr>
+        <w:pStyle w:val="Heading1"/>
+        <w:spacing w:after="80" w:before="240"/>
+      </w:pPr>
+      <w:r>
+        <w:t xml:space="preserve">Education</w:t>
+      </w:r>
+    </w:p>
+    <w:p>
+      <w:pPr>
+        <w:pStyle w:val="Heading2"/>
+        <w:spacing w:after="80" w:before="240"/>
+      </w:pPr>
+      <w:r>
+        <w:t xml:space="preserve">Bachelor's Degree Electronics Engineering — Universidad de Antioquia</w:t>
+      </w:r>
+    </w:p>
+    <w:p>
+      <w:pPr>
+        <w:spacing w:after="80"/>
+      </w:pPr>
+      <w:r>
+        <w:rPr>
+          <w:i/>
+          <w:iCs/>
+        </w:rPr>
         <w:t xml:space="preserve">Aug 2014 – Jun 2023 · Medellín, Colombia</w:t>
       </w:r>
     </w:p>
@@ -605,7 +725,7 @@
         <w:spacing w:after="40"/>
       </w:pPr>
       <w:r>
-        <w:t xml:space="preserve">English — Fluent</w:t>
+        <w:t xml:space="preserve">English — Fluent - B2</w:t>
       </w:r>
     </w:p>
     <w:sectPr>

--- a/generated/en/docx/master.docx
+++ b/generated/en/docx/master.docx
@@ -125,85 +125,59 @@
         <w:spacing w:after="40"/>
       </w:pPr>
       <w:r>
-        <w:t xml:space="preserve">Designed, developed, deployed, and maintained multiple production-ready web applications from concept to deployment using modern web technologies.</w:t>
-      </w:r>
-    </w:p>
-    <w:p>
-      <w:pPr>
-        <w:pStyle w:val="ListParagraph"/>
-        <w:numPr>
-          <w:ilvl w:val="0"/>
-          <w:numId w:val="1"/>
-        </w:numPr>
-        <w:spacing w:after="40"/>
-      </w:pPr>
-      <w:r>
-        <w:t xml:space="preserve">Built Progressive Web Applications (PWAs) with a focus on mobile-first experiences, local-first principles, and maintainable software architecture.</w:t>
-      </w:r>
-    </w:p>
-    <w:p>
-      <w:pPr>
-        <w:pStyle w:val="ListParagraph"/>
-        <w:numPr>
-          <w:ilvl w:val="0"/>
-          <w:numId w:val="1"/>
-        </w:numPr>
-        <w:spacing w:after="40"/>
-      </w:pPr>
-      <w:r>
-        <w:t xml:space="preserve">Designed cloud-native solutions using Cloudflare Workers, Cloudflare KV, REST APIs, and edge infrastructure.</w:t>
-      </w:r>
-    </w:p>
-    <w:p>
-      <w:pPr>
-        <w:pStyle w:val="ListParagraph"/>
-        <w:numPr>
-          <w:ilvl w:val="0"/>
-          <w:numId w:val="1"/>
-        </w:numPr>
-        <w:spacing w:after="40"/>
-      </w:pPr>
-      <w:r>
-        <w:t xml:space="preserve">Developed software products exploring authentication, cryptography, passkeys, blockchain technologies, AI-assisted workflows, and distributed systems.</w:t>
-      </w:r>
-    </w:p>
-    <w:p>
-      <w:pPr>
-        <w:pStyle w:val="ListParagraph"/>
-        <w:numPr>
-          <w:ilvl w:val="0"/>
-          <w:numId w:val="1"/>
-        </w:numPr>
-        <w:spacing w:after="40"/>
-      </w:pPr>
-      <w:r>
-        <w:t xml:space="preserve">Independently managed the complete application lifecycle, including architecture, implementation, domain management, DNS configuration, deployment, monitoring, and ongoing maintenance.</w:t>
-      </w:r>
-    </w:p>
-    <w:p>
-      <w:pPr>
-        <w:pStyle w:val="ListParagraph"/>
-        <w:numPr>
-          <w:ilvl w:val="0"/>
-          <w:numId w:val="1"/>
-        </w:numPr>
-        <w:spacing w:after="40"/>
-      </w:pPr>
-      <w:r>
-        <w:t xml:space="preserve">Used AI-assisted development workflows to accelerate research, prototype solutions, validate implementation approaches, and explore unfamiliar technologies while maintaining ownership of engineering decisions.</w:t>
-      </w:r>
-    </w:p>
-    <w:p>
-      <w:pPr>
-        <w:pStyle w:val="ListParagraph"/>
-        <w:numPr>
-          <w:ilvl w:val="0"/>
-          <w:numId w:val="1"/>
-        </w:numPr>
-        <w:spacing w:after="40"/>
-      </w:pPr>
-      <w:r>
-        <w:t xml:space="preserve">Built interactive software experiences integrating TouchDesigner licensing, telemetry collection, and cloud-based license management.</w:t>
+        <w:t xml:space="preserve">Designed, built, and deployed production-ready web applications from concept to deployment.</w:t>
+      </w:r>
+    </w:p>
+    <w:p>
+      <w:pPr>
+        <w:pStyle w:val="ListParagraph"/>
+        <w:numPr>
+          <w:ilvl w:val="0"/>
+          <w:numId w:val="1"/>
+        </w:numPr>
+        <w:spacing w:after="40"/>
+      </w:pPr>
+      <w:r>
+        <w:t xml:space="preserve">Developed cloud-native applications using React, TypeScript, Progressive Web App technologies, and Cloudflare's edge platform.</w:t>
+      </w:r>
+    </w:p>
+    <w:p>
+      <w:pPr>
+        <w:pStyle w:val="ListParagraph"/>
+        <w:numPr>
+          <w:ilvl w:val="0"/>
+          <w:numId w:val="1"/>
+        </w:numPr>
+        <w:spacing w:after="40"/>
+      </w:pPr>
+      <w:r>
+        <w:t xml:space="preserve">Built software products exploring authentication, cryptography, AI-assisted development, and blockchain technologies.</w:t>
+      </w:r>
+    </w:p>
+    <w:p>
+      <w:pPr>
+        <w:pStyle w:val="ListParagraph"/>
+        <w:numPr>
+          <w:ilvl w:val="0"/>
+          <w:numId w:val="1"/>
+        </w:numPr>
+        <w:spacing w:after="40"/>
+      </w:pPr>
+      <w:r>
+        <w:t xml:space="preserve">Built cloud-connected tooling for interactive experiences, including licensing and telemetry systems for TouchDesigner deployments.</w:t>
+      </w:r>
+    </w:p>
+    <w:p>
+      <w:pPr>
+        <w:pStyle w:val="ListParagraph"/>
+        <w:numPr>
+          <w:ilvl w:val="0"/>
+          <w:numId w:val="1"/>
+        </w:numPr>
+        <w:spacing w:after="40"/>
+      </w:pPr>
+      <w:r>
+        <w:t xml:space="preserve">Designed user-focused Progressive Web Applications with mobile-first and local-first principles.</w:t>
       </w:r>
     </w:p>
     <w:p>
@@ -224,7 +198,7 @@
           <w:i/>
           <w:iCs/>
         </w:rPr>
-        <w:t xml:space="preserve">Oct 2022 – May 2023 · Medellín, Colombia · Internship</w:t>
+        <w:t xml:space="preserve">Oct 2022 – May 2023 · Remote · Internship</w:t>
       </w:r>
     </w:p>
     <w:p>
@@ -331,32 +305,19 @@
         <w:spacing w:after="40"/>
       </w:pPr>
       <w:r>
-        <w:t xml:space="preserve">Designed around local-first principles to keep user data available without requiring a centralized backend.</w:t>
-      </w:r>
-    </w:p>
-    <w:p>
-      <w:pPr>
-        <w:pStyle w:val="ListParagraph"/>
-        <w:numPr>
-          <w:ilvl w:val="0"/>
-          <w:numId w:val="1"/>
-        </w:numPr>
-        <w:spacing w:after="40"/>
-      </w:pPr>
-      <w:r>
-        <w:t xml:space="preserve">Integrated optional blockchain publication and QR-based sharing while preserving user control over personal knowledge.</w:t>
-      </w:r>
-    </w:p>
-    <w:p>
-      <w:pPr>
-        <w:spacing w:after="80"/>
-      </w:pPr>
-      <w:r>
-        <w:rPr>
-          <w:i w:val="false"/>
-          <w:iCs w:val="false"/>
-        </w:rPr>
-        <w:t xml:space="preserve">Technologies: React, TypeScript, Progressive Web App, Cloudflare Workers, Blockchain</w:t>
+        <w:t xml:space="preserve">Local-first knowledge platform with optional blockchain publishing and QR sharing.</w:t>
+      </w:r>
+    </w:p>
+    <w:p>
+      <w:pPr>
+        <w:spacing w:after="80"/>
+      </w:pPr>
+      <w:r>
+        <w:rPr>
+          <w:i w:val="false"/>
+          <w:iCs w:val="false"/>
+        </w:rPr>
+        <w:t xml:space="preserve">Technologies: React, TypeScript, Cloudflare Workers</w:t>
       </w:r>
     </w:p>
     <w:p>
@@ -414,32 +375,19 @@
         <w:spacing w:after="40"/>
       </w:pPr>
       <w:r>
-        <w:t xml:space="preserve">Built a cloud-based licensing system supporting customer grouping, license management, and device validation.</w:t>
-      </w:r>
-    </w:p>
-    <w:p>
-      <w:pPr>
-        <w:pStyle w:val="ListParagraph"/>
-        <w:numPr>
-          <w:ilvl w:val="0"/>
-          <w:numId w:val="1"/>
-        </w:numPr>
-        <w:spacing w:after="40"/>
-      </w:pPr>
-      <w:r>
-        <w:t xml:space="preserve">Implemented heartbeat telemetry for remote monitoring of deployed interactive experiences.</w:t>
-      </w:r>
-    </w:p>
-    <w:p>
-      <w:pPr>
-        <w:spacing w:after="80"/>
-      </w:pPr>
-      <w:r>
-        <w:rPr>
-          <w:i w:val="false"/>
-          <w:iCs w:val="false"/>
-        </w:rPr>
-        <w:t xml:space="preserve">Technologies: React, TypeScript, Cloudflare Workers, Cloudflare KV, REST API</w:t>
+        <w:t xml:space="preserve">Built a cloud-based licensing system with heartbeat telemetry for monitoring TouchDesigner deployments.</w:t>
+      </w:r>
+    </w:p>
+    <w:p>
+      <w:pPr>
+        <w:spacing w:after="80"/>
+      </w:pPr>
+      <w:r>
+        <w:rPr>
+          <w:i w:val="false"/>
+          <w:iCs w:val="false"/>
+        </w:rPr>
+        <w:t xml:space="preserve">Technologies: React, TypeScript, Cloudflare Workers</w:t>
       </w:r>
     </w:p>
     <w:p>
@@ -497,32 +445,19 @@
         <w:spacing w:after="40"/>
       </w:pPr>
       <w:r>
-        <w:t xml:space="preserve">Integrated x402 to enable USDC micropayments without traditional payment gateways or user accounts.</w:t>
-      </w:r>
-    </w:p>
-    <w:p>
-      <w:pPr>
-        <w:pStyle w:val="ListParagraph"/>
-        <w:numPr>
-          <w:ilvl w:val="0"/>
-          <w:numId w:val="1"/>
-        </w:numPr>
-        <w:spacing w:after="40"/>
-      </w:pPr>
-      <w:r>
-        <w:t xml:space="preserve">Protected proprietary prompts by keeping prompt engineering server-side using Cloudflare Workers and KV.</w:t>
-      </w:r>
-    </w:p>
-    <w:p>
-      <w:pPr>
-        <w:spacing w:after="80"/>
-      </w:pPr>
-      <w:r>
-        <w:rPr>
-          <w:i w:val="false"/>
-          <w:iCs w:val="false"/>
-        </w:rPr>
-        <w:t xml:space="preserve">Technologies: React, TypeScript, Cloudflare Workers, Cloudflare KV, Generative AI, x402</w:t>
+        <w:t xml:space="preserve">Integrated x402 micropayments while protecting proprietary prompts using Cloudflare Workers and KV.</w:t>
+      </w:r>
+    </w:p>
+    <w:p>
+      <w:pPr>
+        <w:spacing w:after="80"/>
+      </w:pPr>
+      <w:r>
+        <w:rPr>
+          <w:i w:val="false"/>
+          <w:iCs w:val="false"/>
+        </w:rPr>
+        <w:t xml:space="preserve">Technologies: React, TypeScript, Cloudflare Workers</w:t>
       </w:r>
     </w:p>
     <w:p>

--- a/generated/en/docx/master.docx
+++ b/generated/en/docx/master.docx
@@ -399,7 +399,7 @@
           <w:i w:val="false"/>
           <w:iCs w:val="false"/>
         </w:rPr>
-        <w:t xml:space="preserve">Links: Live (https://td-status.inbytes.xyz)</w:t>
+        <w:t xml:space="preserve">Links: Live (https://td-status.digitalerror.xyz)</w:t>
       </w:r>
     </w:p>
     <w:p>
@@ -517,7 +517,7 @@
         <w:spacing w:after="40"/>
       </w:pPr>
       <w:r>
-        <w:t xml:space="preserve">Cloud &amp; Backend: Cloudflare Workers, Cloudflare KV, REST APIs, Edge Computing, Node.js</w:t>
+        <w:t xml:space="preserve">Cloud &amp; Backend: Cloudflare Workers, Cloudflare KV, REST APIs, Edge Computing, Node.js, AWS</w:t>
       </w:r>
     </w:p>
     <w:p>
